--- a/arb/docx/53.content.docx
+++ b/arb/docx/53.content.docx
@@ -9,6 +9,8 @@
       </w:pPr>
       <w:r>
         <w:rPr>
+          <w:rtl/>
+          <w:cs/>
           <w:lang w:val="ar_AE" w:bidi="ar_AE"/>
         </w:rPr>
       </w:r>
@@ -20,12 +22,16 @@
       </w:pPr>
       <w:r>
         <w:rPr>
+          <w:rtl/>
+          <w:cs/>
           <w:lang w:val="ar_AE" w:bidi="ar_AE"/>
         </w:rPr>
         <w:t>Resource: Biblica Study Notes</w:t>
       </w:r>
       <w:r>
         <w:rPr>
+          <w:rtl/>
+          <w:cs/>
           <w:lang w:val="ar_AE" w:bidi="ar_AE"/>
         </w:rPr>
       </w:r>
@@ -36,53 +42,71 @@
       </w:pPr>
       <w:r>
         <w:rPr>
+          <w:rtl/>
+          <w:cs/>
           <w:lang w:val="ar_AE" w:bidi="ar_AE"/>
         </w:rPr>
       </w:r>
       <w:r>
         <w:rPr>
           <w:b/>
+          <w:rtl/>
+          <w:cs/>
           <w:lang w:val="ar_AE" w:bidi="ar_AE"/>
         </w:rPr>
         <w:t>Biblica Study Notes (Book Intros)</w:t>
       </w:r>
       <w:r>
         <w:rPr>
+          <w:rtl/>
+          <w:cs/>
           <w:lang w:val="ar_AE" w:bidi="ar_AE"/>
         </w:rPr>
         <w:t xml:space="preserve"> © 2023 Biblica Inc. Released under CC BY-SA 4.0 license. </w:t>
       </w:r>
       <w:r>
         <w:rPr>
+          <w:rtl/>
+          <w:cs/>
           <w:lang w:val="ar_AE" w:bidi="ar_AE"/>
         </w:rPr>
         <w:t>Biblica Study Notes</w:t>
       </w:r>
       <w:r>
         <w:rPr>
+          <w:rtl/>
+          <w:cs/>
           <w:lang w:val="ar_AE" w:bidi="ar_AE"/>
         </w:rPr>
         <w:t xml:space="preserve"> has been adapted in the following languages: Tok Pisin, Arabic (عربي), French (Français), Hindi (हिंदी), Indonesian (Bahasa Indonesia), Portuguese (Português), Russian (Русский), Spanish (Español), Swahili (Kiswahili), and Simplified Chinese (简体中文)from </w:t>
       </w:r>
       <w:r>
         <w:rPr>
+          <w:rtl/>
+          <w:cs/>
           <w:lang w:val="ar_AE" w:bidi="ar_AE"/>
         </w:rPr>
         <w:t>Biblica Study Notes</w:t>
       </w:r>
       <w:r>
         <w:rPr>
+          <w:rtl/>
+          <w:cs/>
           <w:lang w:val="ar_AE" w:bidi="ar_AE"/>
         </w:rPr>
         <w:t xml:space="preserve"> © 2023 Biblica Inc. Released under CC BY-SA 4.0 license by Mission Mutual</w:t>
       </w:r>
       <w:r>
         <w:rPr>
-          <w:lang w:val="ar_AE" w:bidi="ar_AE"/>
-        </w:rPr>
-      </w:r>
-      <w:r>
-        <w:rPr>
+          <w:rtl/>
+          <w:cs/>
+          <w:lang w:val="ar_AE" w:bidi="ar_AE"/>
+        </w:rPr>
+      </w:r>
+      <w:r>
+        <w:rPr>
+          <w:rtl/>
+          <w:cs/>
           <w:lang w:val="ar_AE" w:bidi="ar_AE"/>
         </w:rPr>
       </w:r>
@@ -94,6 +118,8 @@
       </w:pPr>
       <w:r>
         <w:rPr>
+          <w:rtl/>
+          <w:cs/>
           <w:lang w:val="ar_AE" w:bidi="ar_AE"/>
         </w:rPr>
         <w:t>Biblica Study Notes</w:t>
@@ -123,6 +149,8 @@
       </w:pPr>
       <w:r>
         <w:rPr>
+          <w:rtl/>
+          <w:cs/>
           <w:lang w:val="ar_AE" w:bidi="ar_AE"/>
         </w:rPr>
       </w:r>
@@ -134,12 +162,16 @@
       </w:pPr>
       <w:r>
         <w:rPr>
+          <w:rtl/>
+          <w:cs/>
           <w:lang w:val="ar_AE" w:bidi="ar_AE"/>
         </w:rPr>
         <w:t>2TH</w:t>
       </w:r>
       <w:r>
         <w:rPr>
+          <w:rtl/>
+          <w:cs/>
           <w:lang w:val="ar_AE" w:bidi="ar_AE"/>
         </w:rPr>
       </w:r>
@@ -150,22 +182,30 @@
       </w:pPr>
       <w:r>
         <w:rPr>
-          <w:lang w:val="ar_AE" w:bidi="ar_AE"/>
-        </w:rPr>
-      </w:r>
-      <w:r>
-        <w:rPr>
+          <w:rtl/>
+          <w:cs/>
+          <w:lang w:val="ar_AE" w:bidi="ar_AE"/>
+        </w:rPr>
+      </w:r>
+      <w:r>
+        <w:rPr>
+          <w:rtl/>
+          <w:cs/>
           <w:lang w:val="ar_AE" w:bidi="ar_AE"/>
         </w:rPr>
         <w:t xml:space="preserve"> </w:t>
       </w:r>
       <w:r>
         <w:rPr>
-          <w:lang w:val="ar_AE" w:bidi="ar_AE"/>
-        </w:rPr>
-      </w:r>
-      <w:r>
-        <w:rPr>
+          <w:rtl/>
+          <w:cs/>
+          <w:lang w:val="ar_AE" w:bidi="ar_AE"/>
+        </w:rPr>
+      </w:r>
+      <w:r>
+        <w:rPr>
+          <w:rtl/>
+          <w:cs/>
           <w:lang w:val="ar_AE" w:bidi="ar_AE"/>
         </w:rPr>
       </w:r>
@@ -191,6 +231,8 @@
       </w:pPr>
       <w:r>
         <w:rPr>
+          <w:rtl/>
+          <w:cs/>
           <w:lang w:val="ar_AE" w:bidi="ar_AE"/>
         </w:rPr>
       </w:r>
@@ -202,12 +244,16 @@
       </w:pPr>
       <w:r>
         <w:rPr>
+          <w:rtl/>
+          <w:cs/>
           <w:lang w:val="ar_AE" w:bidi="ar_AE"/>
         </w:rPr>
         <w:t>تسالونيكي الثانية</w:t>
       </w:r>
       <w:r>
         <w:rPr>
+          <w:rtl/>
+          <w:cs/>
           <w:lang w:val="ar_AE" w:bidi="ar_AE"/>
         </w:rPr>
       </w:r>
@@ -218,12 +264,16 @@
       </w:pPr>
       <w:r>
         <w:rPr>
+          <w:rtl/>
+          <w:cs/>
           <w:lang w:val="ar_AE" w:bidi="ar_AE"/>
         </w:rPr>
       </w:r>
       <w:r>
         <w:rPr>
           <w:b/>
+          <w:rtl/>
+          <w:cs/>
           <w:lang w:val="ar_AE" w:bidi="ar_AE"/>
         </w:rPr>
         <w:t>ما هي رسالة تسالونيكي الثانية؟</w:t>
@@ -238,11 +288,15 @@
       </w:pPr>
       <w:r>
         <w:rPr>
-          <w:lang w:val="ar_AE" w:bidi="ar_AE"/>
-        </w:rPr>
-      </w:r>
-      <w:r>
-        <w:rPr>
+          <w:rtl/>
+          <w:cs/>
+          <w:lang w:val="ar_AE" w:bidi="ar_AE"/>
+        </w:rPr>
+      </w:r>
+      <w:r>
+        <w:rPr>
+          <w:rtl/>
+          <w:cs/>
           <w:lang w:val="ar_AE" w:bidi="ar_AE"/>
         </w:rPr>
         <w:t>رسالة تسالونيكي الثانية هي رسالة من الرسول بولس. وقد ساعده سيلا وتيموثاوس في كتابتها.</w:t>
@@ -257,11 +311,15 @@
       </w:pPr>
       <w:r>
         <w:rPr>
-          <w:lang w:val="ar_AE" w:bidi="ar_AE"/>
-        </w:rPr>
-      </w:r>
-      <w:r>
-        <w:rPr>
+          <w:rtl/>
+          <w:cs/>
+          <w:lang w:val="ar_AE" w:bidi="ar_AE"/>
+        </w:rPr>
+      </w:r>
+      <w:r>
+        <w:rPr>
+          <w:rtl/>
+          <w:cs/>
           <w:lang w:val="ar_AE" w:bidi="ar_AE"/>
         </w:rPr>
         <w:t>يُعتقد أن بولس كتب هذه الرسالة من كورنثوس بين عامي 51 و52 ميلادي.</w:t>
@@ -276,11 +334,15 @@
       </w:pPr>
       <w:r>
         <w:rPr>
-          <w:lang w:val="ar_AE" w:bidi="ar_AE"/>
-        </w:rPr>
-      </w:r>
-      <w:r>
-        <w:rPr>
+          <w:rtl/>
+          <w:cs/>
+          <w:lang w:val="ar_AE" w:bidi="ar_AE"/>
+        </w:rPr>
+      </w:r>
+      <w:r>
+        <w:rPr>
+          <w:rtl/>
+          <w:cs/>
           <w:lang w:val="ar_AE" w:bidi="ar_AE"/>
         </w:rPr>
         <w:t>يتضمن العهد الجديد رسالتين من بولس إلى الكنيسة في تسالونيكي. هذه هي الرسالة الثانية.</w:t>
@@ -292,12 +354,16 @@
       </w:pPr>
       <w:r>
         <w:rPr>
+          <w:rtl/>
+          <w:cs/>
           <w:lang w:val="ar_AE" w:bidi="ar_AE"/>
         </w:rPr>
       </w:r>
       <w:r>
         <w:rPr>
           <w:b/>
+          <w:rtl/>
+          <w:cs/>
           <w:lang w:val="ar_AE" w:bidi="ar_AE"/>
         </w:rPr>
         <w:t>لمن كُتبت رسالة تسالونيكي الثانية؟</w:t>
@@ -312,11 +378,15 @@
       </w:pPr>
       <w:r>
         <w:rPr>
-          <w:lang w:val="ar_AE" w:bidi="ar_AE"/>
-        </w:rPr>
-      </w:r>
-      <w:r>
-        <w:rPr>
+          <w:rtl/>
+          <w:cs/>
+          <w:lang w:val="ar_AE" w:bidi="ar_AE"/>
+        </w:rPr>
+      </w:r>
+      <w:r>
+        <w:rPr>
+          <w:rtl/>
+          <w:cs/>
           <w:lang w:val="ar_AE" w:bidi="ar_AE"/>
         </w:rPr>
         <w:t>إلى المؤمنين في مدينة تسالونيكي. وقد كان بعضهم يهودًا ولكن معظمهم كانوا من الأمم.</w:t>
@@ -331,11 +401,15 @@
       </w:pPr>
       <w:r>
         <w:rPr>
-          <w:lang w:val="ar_AE" w:bidi="ar_AE"/>
-        </w:rPr>
-      </w:r>
-      <w:r>
-        <w:rPr>
+          <w:rtl/>
+          <w:cs/>
+          <w:lang w:val="ar_AE" w:bidi="ar_AE"/>
+        </w:rPr>
+      </w:r>
+      <w:r>
+        <w:rPr>
+          <w:rtl/>
+          <w:cs/>
           <w:lang w:val="ar_AE" w:bidi="ar_AE"/>
         </w:rPr>
         <w:t>تمت قراءة الرسالة بصوت عالٍ في الكنائس في جميع أنحاء منطقة تسالونيكي.</w:t>
@@ -350,11 +424,15 @@
       </w:pPr>
       <w:r>
         <w:rPr>
-          <w:lang w:val="ar_AE" w:bidi="ar_AE"/>
-        </w:rPr>
-      </w:r>
-      <w:r>
-        <w:rPr>
+          <w:rtl/>
+          <w:cs/>
+          <w:lang w:val="ar_AE" w:bidi="ar_AE"/>
+        </w:rPr>
+      </w:r>
+      <w:r>
+        <w:rPr>
+          <w:rtl/>
+          <w:cs/>
           <w:lang w:val="ar_AE" w:bidi="ar_AE"/>
         </w:rPr>
         <w:t>يدرك أتباع يسوع أن رسالة تسالونيكي الثانية تشارك الحق عن يسوع. لذلك فهي لجميع الناس في كل مكان.</w:t>
@@ -366,12 +444,16 @@
       </w:pPr>
       <w:r>
         <w:rPr>
+          <w:rtl/>
+          <w:cs/>
           <w:lang w:val="ar_AE" w:bidi="ar_AE"/>
         </w:rPr>
       </w:r>
       <w:r>
         <w:rPr>
           <w:b/>
+          <w:rtl/>
+          <w:cs/>
           <w:lang w:val="ar_AE" w:bidi="ar_AE"/>
         </w:rPr>
         <w:t>لماذا كُتبت رسالة تسالونيكي الثانية؟</w:t>
@@ -386,11 +468,15 @@
       </w:pPr>
       <w:r>
         <w:rPr>
-          <w:lang w:val="ar_AE" w:bidi="ar_AE"/>
-        </w:rPr>
-      </w:r>
-      <w:r>
-        <w:rPr>
+          <w:rtl/>
+          <w:cs/>
+          <w:lang w:val="ar_AE" w:bidi="ar_AE"/>
+        </w:rPr>
+      </w:r>
+      <w:r>
+        <w:rPr>
+          <w:rtl/>
+          <w:cs/>
           <w:lang w:val="ar_AE" w:bidi="ar_AE"/>
         </w:rPr>
         <w:t>لتشجيع وتعزية وتعليم المؤمنين في تسالونيكي.</w:t>
@@ -402,12 +488,16 @@
       </w:pPr>
       <w:r>
         <w:rPr>
+          <w:rtl/>
+          <w:cs/>
           <w:lang w:val="ar_AE" w:bidi="ar_AE"/>
         </w:rPr>
       </w:r>
       <w:r>
         <w:rPr>
           <w:b/>
+          <w:rtl/>
+          <w:cs/>
           <w:lang w:val="ar_AE" w:bidi="ar_AE"/>
         </w:rPr>
         <w:t>الأفكار الرئيسية</w:t>
@@ -422,11 +512,15 @@
       </w:pPr>
       <w:r>
         <w:rPr>
-          <w:lang w:val="ar_AE" w:bidi="ar_AE"/>
-        </w:rPr>
-      </w:r>
-      <w:r>
-        <w:rPr>
+          <w:rtl/>
+          <w:cs/>
+          <w:lang w:val="ar_AE" w:bidi="ar_AE"/>
+        </w:rPr>
+      </w:r>
+      <w:r>
+        <w:rPr>
+          <w:rtl/>
+          <w:cs/>
           <w:lang w:val="ar_AE" w:bidi="ar_AE"/>
         </w:rPr>
         <w:t>الدينونة على من يعاملون أهل تسالونيكي بشكل سيء.</w:t>
@@ -441,11 +535,15 @@
       </w:pPr>
       <w:r>
         <w:rPr>
-          <w:lang w:val="ar_AE" w:bidi="ar_AE"/>
-        </w:rPr>
-      </w:r>
-      <w:r>
-        <w:rPr>
+          <w:rtl/>
+          <w:cs/>
+          <w:lang w:val="ar_AE" w:bidi="ar_AE"/>
+        </w:rPr>
+      </w:r>
+      <w:r>
+        <w:rPr>
+          <w:rtl/>
+          <w:cs/>
           <w:lang w:val="ar_AE" w:bidi="ar_AE"/>
         </w:rPr>
         <w:t>عودة يسوع إلى الأرض.</w:t>
@@ -460,11 +558,15 @@
       </w:pPr>
       <w:r>
         <w:rPr>
-          <w:lang w:val="ar_AE" w:bidi="ar_AE"/>
-        </w:rPr>
-      </w:r>
-      <w:r>
-        <w:rPr>
+          <w:rtl/>
+          <w:cs/>
+          <w:lang w:val="ar_AE" w:bidi="ar_AE"/>
+        </w:rPr>
+      </w:r>
+      <w:r>
+        <w:rPr>
+          <w:rtl/>
+          <w:cs/>
           <w:lang w:val="ar_AE" w:bidi="ar_AE"/>
         </w:rPr>
         <w:t>العمل بجد من أجل ما يحتاجون إليه.</w:t>
@@ -476,12 +578,16 @@
       </w:pPr>
       <w:r>
         <w:rPr>
+          <w:rtl/>
+          <w:cs/>
           <w:lang w:val="ar_AE" w:bidi="ar_AE"/>
         </w:rPr>
       </w:r>
       <w:r>
         <w:rPr>
           <w:b/>
+          <w:rtl/>
+          <w:cs/>
           <w:lang w:val="ar_AE" w:bidi="ar_AE"/>
         </w:rPr>
         <w:t>مخطط السفر</w:t>
@@ -493,12 +599,16 @@
       </w:pPr>
       <w:r>
         <w:rPr>
+          <w:rtl/>
+          <w:cs/>
           <w:lang w:val="ar_AE" w:bidi="ar_AE"/>
         </w:rPr>
       </w:r>
       <w:r>
         <w:rPr>
           <w:b/>
+          <w:rtl/>
+          <w:cs/>
           <w:lang w:val="ar_AE" w:bidi="ar_AE"/>
         </w:rPr>
         <w:t>بولس يصلي من أجل أهل تسالونيكي ويشكر الله من أجلهم (1).</w:t>
@@ -510,12 +620,16 @@
       </w:pPr>
       <w:r>
         <w:rPr>
+          <w:rtl/>
+          <w:cs/>
           <w:lang w:val="ar_AE" w:bidi="ar_AE"/>
         </w:rPr>
       </w:r>
       <w:r>
         <w:rPr>
           <w:b/>
+          <w:rtl/>
+          <w:cs/>
           <w:lang w:val="ar_AE" w:bidi="ar_AE"/>
         </w:rPr>
         <w:t>الراحة بشأن يوم الرب (2).</w:t>
@@ -527,12 +641,16 @@
       </w:pPr>
       <w:r>
         <w:rPr>
+          <w:rtl/>
+          <w:cs/>
           <w:lang w:val="ar_AE" w:bidi="ar_AE"/>
         </w:rPr>
       </w:r>
       <w:r>
         <w:rPr>
           <w:b/>
+          <w:rtl/>
+          <w:cs/>
           <w:lang w:val="ar_AE" w:bidi="ar_AE"/>
         </w:rPr>
         <w:t>الصلاة والتحذيرات بشأن الذين لا يريدون العمل (3:1–15).</w:t>
@@ -544,23 +662,31 @@
       </w:pPr>
       <w:r>
         <w:rPr>
+          <w:rtl/>
+          <w:cs/>
           <w:lang w:val="ar_AE" w:bidi="ar_AE"/>
         </w:rPr>
       </w:r>
       <w:r>
         <w:rPr>
           <w:b/>
+          <w:rtl/>
+          <w:cs/>
           <w:lang w:val="ar_AE" w:bidi="ar_AE"/>
         </w:rPr>
         <w:t>التحيات الختامية (3:16–18).</w:t>
       </w:r>
       <w:r>
         <w:rPr>
-          <w:lang w:val="ar_AE" w:bidi="ar_AE"/>
-        </w:rPr>
-      </w:r>
-      <w:r>
-        <w:rPr>
+          <w:rtl/>
+          <w:cs/>
+          <w:lang w:val="ar_AE" w:bidi="ar_AE"/>
+        </w:rPr>
+      </w:r>
+      <w:r>
+        <w:rPr>
+          <w:rtl/>
+          <w:cs/>
           <w:lang w:val="ar_AE" w:bidi="ar_AE"/>
         </w:rPr>
       </w:r>
